--- a/info.docx
+++ b/info.docx
@@ -113,7 +113,7 @@
           <w:u w:val="single"/>
           <w:rtl w:val="0"/>
         </w:rPr>
-        <w:t xml:space="preserve">https://wordpress.binbash.website/</w:t>
+        <w:t xml:space="preserve">https://demo.binbash.website/</w:t>
       </w:r>
     </w:p>
     <w:p>
@@ -259,7 +259,7 @@
           <w:rFonts w:ascii="Arial" w:cs="Arial" w:eastAsia="Arial" w:hAnsi="Arial"/>
           <w:rtl w:val="0"/>
         </w:rPr>
-        <w:t xml:space="preserve">    Website Configuration</w:t>
+        <w:t xml:space="preserve">    Website Configuration &amp; Security</w:t>
       </w:r>
     </w:p>
     <w:p>
@@ -405,12 +405,12 @@
           <wp:inline distB="114300" distT="114300" distL="114300" distR="114300">
             <wp:extent cx="6119820" cy="1765300"/>
             <wp:effectExtent b="0" l="0" r="0" t="0"/>
-            <wp:docPr id="1" name="image3.png"/>
+            <wp:docPr id="2" name="image2.png"/>
             <a:graphic>
               <a:graphicData uri="http://schemas.openxmlformats.org/drawingml/2006/picture">
                 <pic:pic>
                   <pic:nvPicPr>
-                    <pic:cNvPr id="0" name="image3.png"/>
+                    <pic:cNvPr id="0" name="image2.png"/>
                     <pic:cNvPicPr preferRelativeResize="0"/>
                   </pic:nvPicPr>
                   <pic:blipFill>
@@ -485,7 +485,7 @@
           <wp:inline distB="114300" distT="114300" distL="114300" distR="114300">
             <wp:extent cx="6119820" cy="1587500"/>
             <wp:effectExtent b="0" l="0" r="0" t="0"/>
-            <wp:docPr id="2" name="image1.png"/>
+            <wp:docPr id="3" name="image1.png"/>
             <a:graphic>
               <a:graphicData uri="http://schemas.openxmlformats.org/drawingml/2006/picture">
                 <pic:pic>
@@ -774,7 +774,7 @@
           <w:szCs w:val="36"/>
           <w:rtl w:val="0"/>
         </w:rPr>
-        <w:t xml:space="preserve">3. Website Configuration</w:t>
+        <w:t xml:space="preserve">3. Website Configuration &amp; Security</w:t>
       </w:r>
     </w:p>
     <w:p>
@@ -824,47 +824,279 @@
     </w:p>
     <w:p>
       <w:pPr>
-        <w:spacing w:line="360" w:lineRule="auto"/>
-        <w:rPr>
-          <w:rFonts w:ascii="Arial" w:cs="Arial" w:eastAsia="Arial" w:hAnsi="Arial"/>
-        </w:rPr>
-      </w:pPr>
-      <w:r>
-        <w:rPr>
-          <w:rFonts w:ascii="Arial" w:cs="Arial" w:eastAsia="Arial" w:hAnsi="Arial"/>
-          <w:rtl w:val="0"/>
-        </w:rPr>
-        <w:t xml:space="preserve">        ◦ Change the Setting to lock after 3 login attempts</w:t>
-      </w:r>
-    </w:p>
-    <w:p>
-      <w:pPr>
-        <w:spacing w:line="360" w:lineRule="auto"/>
-        <w:rPr>
-          <w:rFonts w:ascii="Arial" w:cs="Arial" w:eastAsia="Arial" w:hAnsi="Arial"/>
-        </w:rPr>
-      </w:pPr>
-      <w:r>
-        <w:rPr>
-          <w:rFonts w:ascii="Arial" w:cs="Arial" w:eastAsia="Arial" w:hAnsi="Arial"/>
-          <w:rtl w:val="0"/>
-        </w:rPr>
-        <w:t xml:space="preserve">        ◦ Add Wordpress plugin to protect from XSS &amp; Brute Force Attack </w:t>
-      </w:r>
-    </w:p>
-    <w:p>
-      <w:pPr>
-        <w:spacing w:line="360" w:lineRule="auto"/>
-        <w:rPr>
-          <w:rFonts w:ascii="Arial" w:cs="Arial" w:eastAsia="Arial" w:hAnsi="Arial"/>
-        </w:rPr>
-      </w:pPr>
-      <w:r>
-        <w:rPr>
-          <w:rFonts w:ascii="Arial" w:cs="Arial" w:eastAsia="Arial" w:hAnsi="Arial"/>
-          <w:rtl w:val="0"/>
-        </w:rPr>
-        <w:t xml:space="preserve">    • Implemented SSL Certificate with LetsEncrypt for Secure HTTPS connection and setup LetsEncrypt for auto-renewal of certificate. (here is a report from www.ssllabs.com)</w:t>
+        <w:keepNext w:val="0"/>
+        <w:keepLines w:val="0"/>
+        <w:pageBreakBefore w:val="0"/>
+        <w:widowControl w:val="1"/>
+        <w:pBdr>
+          <w:top w:space="0" w:sz="0" w:val="nil"/>
+          <w:left w:space="0" w:sz="0" w:val="nil"/>
+          <w:bottom w:space="0" w:sz="0" w:val="nil"/>
+          <w:right w:space="0" w:sz="0" w:val="nil"/>
+          <w:between w:space="0" w:sz="0" w:val="nil"/>
+        </w:pBdr>
+        <w:shd w:fill="auto" w:val="clear"/>
+        <w:spacing w:after="0" w:before="0" w:line="360" w:lineRule="auto"/>
+        <w:ind w:left="0" w:right="0" w:firstLine="0"/>
+        <w:jc w:val="left"/>
+        <w:rPr>
+          <w:rFonts w:ascii="Arial" w:cs="Arial" w:eastAsia="Arial" w:hAnsi="Arial"/>
+        </w:rPr>
+      </w:pPr>
+      <w:r>
+        <w:rPr>
+          <w:rFonts w:ascii="Arial" w:cs="Arial" w:eastAsia="Arial" w:hAnsi="Arial"/>
+          <w:rtl w:val="0"/>
+        </w:rPr>
+        <w:t xml:space="preserve">        ◦ Limit Login Attempts on admin panel to lock after 3 login attempts</w:t>
+      </w:r>
+    </w:p>
+    <w:p>
+      <w:pPr>
+        <w:keepNext w:val="0"/>
+        <w:keepLines w:val="0"/>
+        <w:pageBreakBefore w:val="0"/>
+        <w:widowControl w:val="1"/>
+        <w:pBdr>
+          <w:top w:space="0" w:sz="0" w:val="nil"/>
+          <w:left w:space="0" w:sz="0" w:val="nil"/>
+          <w:bottom w:space="0" w:sz="0" w:val="nil"/>
+          <w:right w:space="0" w:sz="0" w:val="nil"/>
+          <w:between w:space="0" w:sz="0" w:val="nil"/>
+        </w:pBdr>
+        <w:shd w:fill="auto" w:val="clear"/>
+        <w:spacing w:after="0" w:before="0" w:line="360" w:lineRule="auto"/>
+        <w:ind w:left="0" w:right="0" w:firstLine="0"/>
+        <w:jc w:val="left"/>
+        <w:rPr>
+          <w:rFonts w:ascii="Arial" w:cs="Arial" w:eastAsia="Arial" w:hAnsi="Arial"/>
+        </w:rPr>
+      </w:pPr>
+      <w:r>
+        <w:rPr>
+          <w:rFonts w:ascii="Arial" w:cs="Arial" w:eastAsia="Arial" w:hAnsi="Arial"/>
+        </w:rPr>
+        <w:drawing>
+          <wp:inline distB="114300" distT="114300" distL="114300" distR="114300">
+            <wp:extent cx="6119820" cy="3987800"/>
+            <wp:effectExtent b="0" l="0" r="0" t="0"/>
+            <wp:docPr id="1" name="image4.png"/>
+            <a:graphic>
+              <a:graphicData uri="http://schemas.openxmlformats.org/drawingml/2006/picture">
+                <pic:pic>
+                  <pic:nvPicPr>
+                    <pic:cNvPr id="0" name="image4.png"/>
+                    <pic:cNvPicPr preferRelativeResize="0"/>
+                  </pic:nvPicPr>
+                  <pic:blipFill>
+                    <a:blip r:embed="rId8"/>
+                    <a:srcRect b="0" l="0" r="0" t="0"/>
+                    <a:stretch>
+                      <a:fillRect/>
+                    </a:stretch>
+                  </pic:blipFill>
+                  <pic:spPr>
+                    <a:xfrm>
+                      <a:off x="0" y="0"/>
+                      <a:ext cx="6119820" cy="3987800"/>
+                    </a:xfrm>
+                    <a:prstGeom prst="rect"/>
+                    <a:ln/>
+                  </pic:spPr>
+                </pic:pic>
+              </a:graphicData>
+            </a:graphic>
+          </wp:inline>
+        </w:drawing>
+      </w:r>
+      <w:r>
+        <w:rPr>
+          <w:rtl w:val="0"/>
+        </w:rPr>
+      </w:r>
+    </w:p>
+    <w:p>
+      <w:pPr>
+        <w:keepNext w:val="0"/>
+        <w:keepLines w:val="0"/>
+        <w:pageBreakBefore w:val="0"/>
+        <w:widowControl w:val="1"/>
+        <w:pBdr>
+          <w:top w:space="0" w:sz="0" w:val="nil"/>
+          <w:left w:space="0" w:sz="0" w:val="nil"/>
+          <w:bottom w:space="0" w:sz="0" w:val="nil"/>
+          <w:right w:space="0" w:sz="0" w:val="nil"/>
+          <w:between w:space="0" w:sz="0" w:val="nil"/>
+        </w:pBdr>
+        <w:shd w:fill="auto" w:val="clear"/>
+        <w:spacing w:after="0" w:before="0" w:line="360" w:lineRule="auto"/>
+        <w:ind w:left="0" w:right="0" w:firstLine="0"/>
+        <w:jc w:val="left"/>
+        <w:rPr>
+          <w:rFonts w:ascii="Arial" w:cs="Arial" w:eastAsia="Arial" w:hAnsi="Arial"/>
+        </w:rPr>
+      </w:pPr>
+      <w:r>
+        <w:rPr>
+          <w:rtl w:val="0"/>
+        </w:rPr>
+      </w:r>
+    </w:p>
+    <w:p>
+      <w:pPr>
+        <w:keepNext w:val="0"/>
+        <w:keepLines w:val="0"/>
+        <w:pageBreakBefore w:val="0"/>
+        <w:widowControl w:val="1"/>
+        <w:pBdr>
+          <w:top w:space="0" w:sz="0" w:val="nil"/>
+          <w:left w:space="0" w:sz="0" w:val="nil"/>
+          <w:bottom w:space="0" w:sz="0" w:val="nil"/>
+          <w:right w:space="0" w:sz="0" w:val="nil"/>
+          <w:between w:space="0" w:sz="0" w:val="nil"/>
+        </w:pBdr>
+        <w:shd w:fill="auto" w:val="clear"/>
+        <w:spacing w:after="0" w:before="0" w:line="360" w:lineRule="auto"/>
+        <w:ind w:left="0" w:right="0" w:firstLine="0"/>
+        <w:jc w:val="left"/>
+        <w:rPr>
+          <w:rFonts w:ascii="Arial" w:cs="Arial" w:eastAsia="Arial" w:hAnsi="Arial"/>
+        </w:rPr>
+      </w:pPr>
+      <w:r>
+        <w:rPr>
+          <w:rtl w:val="0"/>
+        </w:rPr>
+      </w:r>
+    </w:p>
+    <w:p>
+      <w:pPr>
+        <w:keepNext w:val="0"/>
+        <w:keepLines w:val="0"/>
+        <w:pageBreakBefore w:val="0"/>
+        <w:widowControl w:val="1"/>
+        <w:pBdr>
+          <w:top w:space="0" w:sz="0" w:val="nil"/>
+          <w:left w:space="0" w:sz="0" w:val="nil"/>
+          <w:bottom w:space="0" w:sz="0" w:val="nil"/>
+          <w:right w:space="0" w:sz="0" w:val="nil"/>
+          <w:between w:space="0" w:sz="0" w:val="nil"/>
+        </w:pBdr>
+        <w:shd w:fill="auto" w:val="clear"/>
+        <w:spacing w:after="0" w:before="0" w:line="360" w:lineRule="auto"/>
+        <w:ind w:left="0" w:right="0" w:firstLine="0"/>
+        <w:jc w:val="left"/>
+        <w:rPr>
+          <w:rFonts w:ascii="Arial" w:cs="Arial" w:eastAsia="Arial" w:hAnsi="Arial"/>
+        </w:rPr>
+      </w:pPr>
+      <w:r>
+        <w:rPr>
+          <w:rFonts w:ascii="Arial" w:cs="Arial" w:eastAsia="Arial" w:hAnsi="Arial"/>
+          <w:rtl w:val="0"/>
+        </w:rPr>
+        <w:t xml:space="preserve">        ◦ Add Wordpress plugin to protect from XSS, Brute Force Attack &amp; </w:t>
+      </w:r>
+      <w:r>
+        <w:rPr>
+          <w:rFonts w:ascii="Arial" w:cs="Arial" w:eastAsia="Arial" w:hAnsi="Arial"/>
+          <w:rtl w:val="0"/>
+        </w:rPr>
+        <w:t xml:space="preserve">Anti-Spam: Spam Protection, </w:t>
+      </w:r>
+      <w:r>
+        <w:rPr>
+          <w:rFonts w:ascii="Arial" w:cs="Arial" w:eastAsia="Arial" w:hAnsi="Arial"/>
+          <w:rtl w:val="0"/>
+        </w:rPr>
+        <w:t xml:space="preserve">Disable XML-RPC-API (</w:t>
+      </w:r>
+      <w:r>
+        <w:rPr>
+          <w:rFonts w:ascii="Arial" w:cs="Arial" w:eastAsia="Arial" w:hAnsi="Arial"/>
+          <w:rtl w:val="0"/>
+        </w:rPr>
+        <w:t xml:space="preserve">Lightweight plugin to disable XML-RPC API and Pingbacks,Trackbacks for faster and more secure website.</w:t>
+      </w:r>
+      <w:r>
+        <w:rPr>
+          <w:rFonts w:ascii="Arial" w:cs="Arial" w:eastAsia="Arial" w:hAnsi="Arial"/>
+          <w:rtl w:val="0"/>
+        </w:rPr>
+        <w:t xml:space="preserve">)</w:t>
+      </w:r>
+    </w:p>
+    <w:p>
+      <w:pPr>
+        <w:keepNext w:val="0"/>
+        <w:keepLines w:val="0"/>
+        <w:pageBreakBefore w:val="0"/>
+        <w:widowControl w:val="1"/>
+        <w:pBdr>
+          <w:top w:space="0" w:sz="0" w:val="nil"/>
+          <w:left w:space="0" w:sz="0" w:val="nil"/>
+          <w:bottom w:space="0" w:sz="0" w:val="nil"/>
+          <w:right w:space="0" w:sz="0" w:val="nil"/>
+          <w:between w:space="0" w:sz="0" w:val="nil"/>
+        </w:pBdr>
+        <w:shd w:fill="auto" w:val="clear"/>
+        <w:spacing w:after="0" w:before="0" w:line="360" w:lineRule="auto"/>
+        <w:ind w:left="0" w:right="0" w:firstLine="0"/>
+        <w:jc w:val="left"/>
+        <w:rPr>
+          <w:rFonts w:ascii="Arial" w:cs="Arial" w:eastAsia="Arial" w:hAnsi="Arial"/>
+        </w:rPr>
+      </w:pPr>
+      <w:r>
+        <w:rPr>
+          <w:rtl w:val="0"/>
+        </w:rPr>
+      </w:r>
+    </w:p>
+    <w:p>
+      <w:pPr>
+        <w:spacing w:line="360" w:lineRule="auto"/>
+        <w:rPr>
+          <w:rFonts w:ascii="Arial" w:cs="Arial" w:eastAsia="Arial" w:hAnsi="Arial"/>
+        </w:rPr>
+      </w:pPr>
+      <w:r>
+        <w:rPr>
+          <w:rtl w:val="0"/>
+        </w:rPr>
+      </w:r>
+    </w:p>
+    <w:p>
+      <w:pPr>
+        <w:spacing w:line="360" w:lineRule="auto"/>
+        <w:rPr>
+          <w:rFonts w:ascii="Arial" w:cs="Arial" w:eastAsia="Arial" w:hAnsi="Arial"/>
+        </w:rPr>
+      </w:pPr>
+      <w:r>
+        <w:rPr>
+          <w:rFonts w:ascii="Arial" w:cs="Arial" w:eastAsia="Arial" w:hAnsi="Arial"/>
+          <w:rtl w:val="0"/>
+        </w:rPr>
+        <w:t xml:space="preserve">    • Implemented SSL Certificate with LetsEncrypt for Secure HTTPS connection and setup LetsEncrypt for auto-renewal of certificate. (here is a report from </w:t>
+      </w:r>
+      <w:hyperlink r:id="rId9">
+        <w:r>
+          <w:rPr>
+            <w:rFonts w:ascii="Arial" w:cs="Arial" w:eastAsia="Arial" w:hAnsi="Arial"/>
+            <w:color w:val="1155cc"/>
+            <w:u w:val="single"/>
+            <w:rtl w:val="0"/>
+          </w:rPr>
+          <w:t xml:space="preserve">www.ssllabs.com</w:t>
+        </w:r>
+      </w:hyperlink>
+      <w:r>
+        <w:rPr>
+          <w:rFonts w:ascii="Arial" w:cs="Arial" w:eastAsia="Arial" w:hAnsi="Arial"/>
+          <w:rtl w:val="0"/>
+        </w:rPr>
+        <w:t xml:space="preserve">)</w:t>
       </w:r>
     </w:p>
     <w:p>
@@ -882,7 +1114,7 @@
           <wp:inline distB="114300" distT="114300" distL="114300" distR="114300">
             <wp:extent cx="6119820" cy="2870200"/>
             <wp:effectExtent b="0" l="0" r="0" t="0"/>
-            <wp:docPr id="4" name="image5.png"/>
+            <wp:docPr id="5" name="image5.png"/>
             <a:graphic>
               <a:graphicData uri="http://schemas.openxmlformats.org/drawingml/2006/picture">
                 <pic:pic>
@@ -891,7 +1123,7 @@
                     <pic:cNvPicPr preferRelativeResize="0"/>
                   </pic:nvPicPr>
                   <pic:blipFill>
-                    <a:blip r:embed="rId8"/>
+                    <a:blip r:embed="rId10"/>
                     <a:srcRect b="0" l="0" r="0" t="0"/>
                     <a:stretch>
                       <a:fillRect/>
@@ -975,16 +1207,16 @@
           <wp:inline distB="114300" distT="114300" distL="114300" distR="114300">
             <wp:extent cx="6119820" cy="1016000"/>
             <wp:effectExtent b="0" l="0" r="0" t="0"/>
-            <wp:docPr id="5" name="image2.png"/>
+            <wp:docPr id="6" name="image3.png"/>
             <a:graphic>
               <a:graphicData uri="http://schemas.openxmlformats.org/drawingml/2006/picture">
                 <pic:pic>
                   <pic:nvPicPr>
-                    <pic:cNvPr id="0" name="image2.png"/>
+                    <pic:cNvPr id="0" name="image3.png"/>
                     <pic:cNvPicPr preferRelativeResize="0"/>
                   </pic:nvPicPr>
                   <pic:blipFill>
-                    <a:blip r:embed="rId9"/>
+                    <a:blip r:embed="rId11"/>
                     <a:srcRect b="0" l="0" r="0" t="0"/>
                     <a:stretch>
                       <a:fillRect/>
@@ -1025,16 +1257,16 @@
           <wp:inline distB="114300" distT="114300" distL="114300" distR="114300">
             <wp:extent cx="6119820" cy="1016000"/>
             <wp:effectExtent b="0" l="0" r="0" t="0"/>
-            <wp:docPr id="3" name="image4.png"/>
+            <wp:docPr id="4" name="image6.png"/>
             <a:graphic>
               <a:graphicData uri="http://schemas.openxmlformats.org/drawingml/2006/picture">
                 <pic:pic>
                   <pic:nvPicPr>
-                    <pic:cNvPr id="0" name="image4.png"/>
+                    <pic:cNvPr id="0" name="image6.png"/>
                     <pic:cNvPicPr preferRelativeResize="0"/>
                   </pic:nvPicPr>
                   <pic:blipFill>
-                    <a:blip r:embed="rId10"/>
+                    <a:blip r:embed="rId12"/>
                     <a:srcRect b="0" l="0" r="0" t="0"/>
                     <a:stretch>
                       <a:fillRect/>
@@ -1064,6 +1296,19 @@
       <w:pPr>
         <w:spacing w:line="360" w:lineRule="auto"/>
         <w:ind w:left="720" w:firstLine="0"/>
+        <w:rPr>
+          <w:rFonts w:ascii="Arial" w:cs="Arial" w:eastAsia="Arial" w:hAnsi="Arial"/>
+        </w:rPr>
+      </w:pPr>
+      <w:r>
+        <w:rPr>
+          <w:rtl w:val="0"/>
+        </w:rPr>
+      </w:r>
+    </w:p>
+    <w:p>
+      <w:pPr>
+        <w:spacing w:line="360" w:lineRule="auto"/>
         <w:rPr>
           <w:rFonts w:ascii="Arial" w:cs="Arial" w:eastAsia="Arial" w:hAnsi="Arial"/>
         </w:rPr>
